--- a/pr-preview/pr-419/chapters/teaching-tracked-changes.docx
+++ b/pr-preview/pr-419/chapters/teaching-tracked-changes.docx
@@ -26,7 +26,7 @@
       </w:pPr>
       <w:ins w:id="2" w:author="PR Preview" w:date="2026-01-01T00:00:00Z">
         <w:r>
-          <w:t xml:space="preserve">Last modified: 2026-10-29 14:00:34 (PDT)</w:t>
+          <w:t xml:space="preserve">Last modified: 2026-10-29 14:28:33 (PDT)</w:t>
         </w:r>
       </w:ins>
     </w:p>

--- a/pr-preview/pr-419/chapters/teaching-tracked-changes.docx
+++ b/pr-preview/pr-419/chapters/teaching-tracked-changes.docx
@@ -16,7 +16,7 @@
       </w:pPr>
       <w:del w:id="1" w:author="PR Preview" w:date="2026-01-01T00:00:00Z">
         <w:r>
-          <w:delText xml:space="preserve">Last modified: 2026-10-29 13:51:16 (PDT)</w:delText>
+          <w:delText xml:space="preserve">Last modified: 2026-10-29 14:29:08 (PDT)</w:delText>
         </w:r>
       </w:del>
     </w:p>
@@ -26,7 +26,7 @@
       </w:pPr>
       <w:ins w:id="2" w:author="PR Preview" w:date="2026-01-01T00:00:00Z">
         <w:r>
-          <w:t xml:space="preserve">Last modified: 2026-10-29 14:28:33 (PDT)</w:t>
+          <w:t xml:space="preserve">Last modified: 2026-10-29 14:36:14 (PDT)</w:t>
         </w:r>
       </w:ins>
     </w:p>
@@ -1274,7 +1274,7 @@
     </w:p>
     <w:bookmarkEnd w:id="16"/>
     <w:bookmarkEnd w:id="17"/>
-    <w:bookmarkStart w:id="21" w:name="Xb68f5757ebba706c680e7c5ed557ac14973d7af"/>
+    <w:bookmarkStart w:id="24" w:name="Xb68f5757ebba706c680e7c5ed557ac14973d7af"/>
     <w:p>
       <w:pPr>
         <w:pStyle w:val="Heading2"/>
@@ -1516,6 +1516,325 @@
           <w:numId w:val="1003"/>
         </w:numPr>
       </w:pPr>
+      <w:ins w:id="3" w:author="PR Preview" w:date="2026-01-01T00:00:00Z">
+        <w:r>
+          <w:t xml:space="preserve">Extract a lemma wherever feasible.</w:t>
+        </w:r>
+      </w:ins>
+      <w:ins w:id="4" w:author="PR Preview" w:date="2026-01-01T00:00:00Z">
+        <w:r>
+          <w:t xml:space="preserve"> </w:t>
+        </w:r>
+      </w:ins>
+      <w:ins w:id="5" w:author="PR Preview" w:date="2026-01-01T00:00:00Z">
+        <w:r>
+          <w:t xml:space="preserve">When a proof, solution or example states a general fact that does not depend on its setting,</w:t>
+        </w:r>
+      </w:ins>
+      <w:ins w:id="6" w:author="PR Preview" w:date="2026-01-01T00:00:00Z">
+        <w:r>
+          <w:t xml:space="preserve"> </w:t>
+        </w:r>
+      </w:ins>
+      <w:ins w:id="7" w:author="PR Preview" w:date="2026-01-01T00:00:00Z">
+        <w:r>
+          <w:t xml:space="preserve">such as</w:t>
+        </w:r>
+      </w:ins>
+      <w:ins w:id="8" w:author="PR Preview" w:date="2026-01-01T00:00:00Z">
+        <w:r>
+          <w:t xml:space="preserve"> </w:t>
+        </w:r>
+      </w:ins>
+      <m:oMath>
+        <m:r>
+          <m:rPr>
+            <m:scr m:val="double-struck"/>
+            <m:sty m:val="p"/>
+          </m:rPr>
+          <m:t>E</m:t>
+        </m:r>
+        <m:r>
+          <m:t>​</m:t>
+        </m:r>
+        <m:d>
+          <m:dPr>
+            <m:begChr m:val="["/>
+            <m:sepChr m:val=""/>
+            <m:endChr m:val="]"/>
+            <m:grow/>
+          </m:dPr>
+          <m:e>
+            <m:sSup>
+              <m:e>
+                <m:r>
+                  <m:t>Z</m:t>
+                </m:r>
+              </m:e>
+              <m:sup>
+                <m:r>
+                  <m:t>2</m:t>
+                </m:r>
+              </m:sup>
+            </m:sSup>
+          </m:e>
+        </m:d>
+        <m:r>
+          <m:t>​</m:t>
+        </m:r>
+        <m:r>
+          <m:rPr>
+            <m:sty m:val="p"/>
+          </m:rPr>
+          <m:t>=</m:t>
+        </m:r>
+        <m:r>
+          <m:rPr>
+            <m:sty m:val="p"/>
+          </m:rPr>
+          <m:t>Var</m:t>
+        </m:r>
+        <m:r>
+          <m:t>​</m:t>
+        </m:r>
+        <m:d>
+          <m:dPr>
+            <m:begChr m:val="("/>
+            <m:sepChr m:val=""/>
+            <m:endChr m:val=")"/>
+            <m:grow/>
+          </m:dPr>
+          <m:e>
+            <m:r>
+              <m:t>Z</m:t>
+            </m:r>
+          </m:e>
+        </m:d>
+        <m:r>
+          <m:t>​</m:t>
+        </m:r>
+        <m:r>
+          <m:rPr>
+            <m:sty m:val="p"/>
+          </m:rPr>
+          <m:t>+</m:t>
+        </m:r>
+        <m:sSup>
+          <m:e>
+            <m:r>
+              <m:t>​</m:t>
+            </m:r>
+            <m:d>
+              <m:dPr>
+                <m:begChr m:val="("/>
+                <m:sepChr m:val=""/>
+                <m:endChr m:val=")"/>
+                <m:grow/>
+              </m:dPr>
+              <m:e>
+                <m:r>
+                  <m:rPr>
+                    <m:scr m:val="double-struck"/>
+                    <m:sty m:val="p"/>
+                  </m:rPr>
+                  <m:t>E</m:t>
+                </m:r>
+                <m:r>
+                  <m:t>​</m:t>
+                </m:r>
+                <m:d>
+                  <m:dPr>
+                    <m:begChr m:val="["/>
+                    <m:sepChr m:val=""/>
+                    <m:endChr m:val="]"/>
+                    <m:grow/>
+                  </m:dPr>
+                  <m:e>
+                    <m:r>
+                      <m:t>Z</m:t>
+                    </m:r>
+                  </m:e>
+                </m:d>
+                <m:r>
+                  <m:t>​</m:t>
+                </m:r>
+              </m:e>
+            </m:d>
+            <m:r>
+              <m:t>​</m:t>
+            </m:r>
+          </m:e>
+          <m:sup>
+            <m:r>
+              <m:t>2</m:t>
+            </m:r>
+          </m:sup>
+        </m:sSup>
+      </m:oMath>
+      <w:ins w:id="9" w:author="PR Preview" w:date="2026-01-01T00:00:00Z">
+        <w:r>
+          <w:t xml:space="preserve"> </w:t>
+        </w:r>
+      </w:ins>
+      <w:ins w:id="10" w:author="PR Preview" w:date="2026-01-01T00:00:00Z">
+        <w:r>
+          <w:t xml:space="preserve">for any random variable</w:t>
+        </w:r>
+      </w:ins>
+      <w:ins w:id="11" w:author="PR Preview" w:date="2026-01-01T00:00:00Z">
+        <w:r>
+          <w:t xml:space="preserve"> </w:t>
+        </w:r>
+      </w:ins>
+      <m:oMath>
+        <m:r>
+          <m:t>Z</m:t>
+        </m:r>
+      </m:oMath>
+      <w:ins w:id="12" w:author="PR Preview" w:date="2026-01-01T00:00:00Z">
+        <w:r>
+          <w:t xml:space="preserve">,</w:t>
+        </w:r>
+      </w:ins>
+      <w:ins w:id="13" w:author="PR Preview" w:date="2026-01-01T00:00:00Z">
+        <w:r>
+          <w:t xml:space="preserve"> </w:t>
+        </w:r>
+      </w:ins>
+      <w:ins w:id="14" w:author="PR Preview" w:date="2026-01-01T00:00:00Z">
+        <w:r>
+          <w:t xml:space="preserve">give the fact its own lemma div before its first use,</w:t>
+        </w:r>
+      </w:ins>
+      <w:ins w:id="15" w:author="PR Preview" w:date="2026-01-01T00:00:00Z">
+        <w:r>
+          <w:t xml:space="preserve"> </w:t>
+        </w:r>
+      </w:ins>
+      <w:ins w:id="16" w:author="PR Preview" w:date="2026-01-01T00:00:00Z">
+        <w:r>
+          <w:t xml:space="preserve">and link to it from each place that uses it.</w:t>
+        </w:r>
+      </w:ins>
+      <w:ins w:id="17" w:author="PR Preview" w:date="2026-01-01T00:00:00Z">
+        <w:r>
+          <w:t xml:space="preserve"> </w:t>
+        </w:r>
+      </w:ins>
+      <w:ins w:id="18" w:author="PR Preview" w:date="2026-01-01T00:00:00Z">
+        <w:r>
+          <w:t xml:space="preserve">Put the lemma on the prerequisite site that owns the topic</w:t>
+        </w:r>
+      </w:ins>
+      <w:ins w:id="19" w:author="PR Preview" w:date="2026-01-01T00:00:00Z">
+        <w:r>
+          <w:t xml:space="preserve"> </w:t>
+        </w:r>
+      </w:ins>
+      <w:ins w:id="20" w:author="PR Preview" w:date="2026-01-01T00:00:00Z">
+        <w:r>
+          <w:t xml:space="preserve">(</w:t>
+        </w:r>
+      </w:ins>
+      <w:hyperlink r:id="rId20">
+        <w:ins w:id="21" w:author="PR Preview" w:date="2026-01-01T00:00:00Z">
+          <w:r>
+            <w:rPr>
+              <w:rStyle w:val="Hyperlink"/>
+            </w:rPr>
+            <w:t xml:space="preserve">mds</w:t>
+          </w:r>
+        </w:ins>
+      </w:hyperlink>
+      <w:ins w:id="22" w:author="PR Preview" w:date="2026-01-01T00:00:00Z">
+        <w:r>
+          <w:t xml:space="preserve">,</w:t>
+        </w:r>
+      </w:ins>
+      <w:ins w:id="23" w:author="PR Preview" w:date="2026-01-01T00:00:00Z">
+        <w:r>
+          <w:t xml:space="preserve"> </w:t>
+        </w:r>
+      </w:ins>
+      <w:hyperlink r:id="rId21">
+        <w:ins w:id="24" w:author="PR Preview" w:date="2026-01-01T00:00:00Z">
+          <w:r>
+            <w:rPr>
+              <w:rStyle w:val="Hyperlink"/>
+            </w:rPr>
+            <w:t xml:space="preserve">pds</w:t>
+          </w:r>
+        </w:ins>
+      </w:hyperlink>
+      <w:ins w:id="25" w:author="PR Preview" w:date="2026-01-01T00:00:00Z">
+        <w:r>
+          <w:t xml:space="preserve"> </w:t>
+        </w:r>
+      </w:ins>
+      <w:ins w:id="26" w:author="PR Preview" w:date="2026-01-01T00:00:00Z">
+        <w:r>
+          <w:t xml:space="preserve">or</w:t>
+        </w:r>
+      </w:ins>
+      <w:ins w:id="27" w:author="PR Preview" w:date="2026-01-01T00:00:00Z">
+        <w:r>
+          <w:t xml:space="preserve"> </w:t>
+        </w:r>
+      </w:ins>
+      <w:hyperlink r:id="rId22">
+        <w:ins w:id="28" w:author="PR Preview" w:date="2026-01-01T00:00:00Z">
+          <w:r>
+            <w:rPr>
+              <w:rStyle w:val="Hyperlink"/>
+            </w:rPr>
+            <w:t xml:space="preserve">sds</w:t>
+          </w:r>
+        </w:ins>
+      </w:hyperlink>
+      <w:ins w:id="29" w:author="PR Preview" w:date="2026-01-01T00:00:00Z">
+        <w:r>
+          <w:t xml:space="preserve">),</w:t>
+        </w:r>
+      </w:ins>
+      <w:ins w:id="30" w:author="PR Preview" w:date="2026-01-01T00:00:00Z">
+        <w:r>
+          <w:t xml:space="preserve"> </w:t>
+        </w:r>
+      </w:ins>
+      <w:ins w:id="31" w:author="PR Preview" w:date="2026-01-01T00:00:00Z">
+        <w:r>
+          <w:t xml:space="preserve">not in the course page that needs it.</w:t>
+        </w:r>
+      </w:ins>
+      <w:ins w:id="32" w:author="PR Preview" w:date="2026-01-01T00:00:00Z">
+        <w:r>
+          <w:t xml:space="preserve"> </w:t>
+        </w:r>
+      </w:ins>
+      <w:ins w:id="33" w:author="PR Preview" w:date="2026-01-01T00:00:00Z">
+        <w:r>
+          <w:t xml:space="preserve">Extract a lemma from a passage when you edit that passage anyway,</w:t>
+        </w:r>
+      </w:ins>
+      <w:ins w:id="34" w:author="PR Preview" w:date="2026-01-01T00:00:00Z">
+        <w:r>
+          <w:t xml:space="preserve"> </w:t>
+        </w:r>
+      </w:ins>
+      <w:ins w:id="35" w:author="PR Preview" w:date="2026-01-01T00:00:00Z">
+        <w:r>
+          <w:t xml:space="preserve">and do not sweep existing content.</w:t>
+        </w:r>
+      </w:ins>
+    </w:p>
+    <w:p>
+      <w:pPr>
+        <w:pStyle w:val="Compact"/>
+        <w:numPr>
+          <w:ilvl w:val="0"/>
+          <w:numId w:val="1003"/>
+        </w:numPr>
+      </w:pPr>
       <w:r>
         <w:t xml:space="preserve">A link replaces a repeated explanation.</w:t>
       </w:r>
@@ -1534,7 +1853,7 @@
         <w:t xml:space="preserve">When a unit still looks long, ask what could be named and moved out.</w:t>
       </w:r>
     </w:p>
-    <w:bookmarkStart w:id="20" w:name="exm-atomic-units"/>
+    <w:bookmarkStart w:id="23" w:name="exm-atomic-units"/>
     <w:p>
       <w:pPr>
         <w:pStyle w:val="BodyText"/>
@@ -1583,9 +1902,9 @@
         <w:t xml:space="preserve">and each piece fits on a slide.</w:t>
       </w:r>
     </w:p>
-    <w:bookmarkEnd w:id="20"/>
-    <w:bookmarkEnd w:id="21"/>
-    <w:bookmarkStart w:id="23" w:name="say-what-a-yes-or-no-answer-means"/>
+    <w:bookmarkEnd w:id="23"/>
+    <w:bookmarkEnd w:id="24"/>
+    <w:bookmarkStart w:id="26" w:name="say-what-a-yes-or-no-answer-means"/>
     <w:p>
       <w:pPr>
         <w:pStyle w:val="Heading2"/>
@@ -1686,7 +2005,7 @@
         <w:t xml:space="preserve">The rule covers solutions, worked examples and any other answer to a question.</w:t>
       </w:r>
     </w:p>
-    <w:bookmarkStart w:id="22" w:name="exm-yes-no-conclusion"/>
+    <w:bookmarkStart w:id="25" w:name="exm-yes-no-conclusion"/>
     <w:p>
       <w:pPr>
         <w:pStyle w:val="BodyText"/>
@@ -1769,9 +2088,9 @@
         <w:t xml:space="preserve">so the reasons that follow support a claim the reader has already seen.</w:t>
       </w:r>
     </w:p>
-    <w:bookmarkEnd w:id="22"/>
-    <w:bookmarkEnd w:id="23"/>
-    <w:bookmarkStart w:id="24" w:name="Xcb2ea076bd2bdcde187ea355befd37150b69b89"/>
+    <w:bookmarkEnd w:id="25"/>
+    <w:bookmarkEnd w:id="26"/>
+    <w:bookmarkStart w:id="27" w:name="Xcb2ea076bd2bdcde187ea355befd37150b69b89"/>
     <w:p>
       <w:pPr>
         <w:pStyle w:val="Heading2"/>
@@ -1824,8 +2143,8 @@
         <w:t xml:space="preserve">No automated check enforces this rule, because a script cannot tell how many questions a prompt asks.</w:t>
       </w:r>
     </w:p>
-    <w:bookmarkEnd w:id="24"/>
-    <w:bookmarkStart w:id="27" w:name="give-each-defined-term-its-own-div"/>
+    <w:bookmarkEnd w:id="27"/>
+    <w:bookmarkStart w:id="30" w:name="give-each-defined-term-its-own-div"/>
     <w:p>
       <w:pPr>
         <w:pStyle w:val="Heading2"/>
@@ -1838,7 +2157,7 @@
       <w:pPr>
         <w:pStyle w:val="FirstParagraph"/>
       </w:pPr>
-      <w:hyperlink r:id="rId25">
+      <w:hyperlink r:id="rId28">
         <w:r>
           <w:rPr>
             <w:rStyle w:val="Hyperlink"/>
@@ -2089,7 +2408,7 @@
       <w:r>
         <w:t xml:space="preserve"> </w:t>
       </w:r>
-      <w:hyperlink r:id="rId26">
+      <w:hyperlink r:id="rId29">
         <w:r>
           <w:rPr>
             <w:rStyle w:val="Hyperlink"/>
@@ -2256,8 +2575,8 @@
         <w:t xml:space="preserve">and also the points where the derivative does not exist.</w:t>
       </w:r>
     </w:p>
-    <w:bookmarkEnd w:id="27"/>
-    <w:bookmarkStart w:id="28" w:name="state-the-notation-and-its-alternatives"/>
+    <w:bookmarkEnd w:id="30"/>
+    <w:bookmarkStart w:id="31" w:name="state-the-notation-and-its-alternatives"/>
     <w:p>
       <w:pPr>
         <w:pStyle w:val="Heading2"/>
@@ -2355,8 +2674,8 @@
         <w:t xml:space="preserve">to make the choice explicit.</w:t>
       </w:r>
     </w:p>
-    <w:bookmarkEnd w:id="28"/>
-    <w:bookmarkStart w:id="30" w:name="Xac7e4ead54b12ccf6544491699a177b7d16fa22"/>
+    <w:bookmarkEnd w:id="31"/>
+    <w:bookmarkStart w:id="33" w:name="Xac7e4ead54b12ccf6544491699a177b7d16fa22"/>
     <w:p>
       <w:pPr>
         <w:pStyle w:val="Heading2"/>
@@ -2387,7 +2706,7 @@
       <w:r>
         <w:t xml:space="preserve"> </w:t>
       </w:r>
-      <w:hyperlink r:id="rId29">
+      <w:hyperlink r:id="rId32">
         <w:r>
           <w:rPr>
             <w:rStyle w:val="Hyperlink"/>
@@ -2633,8 +2952,8 @@
         <w:t xml:space="preserve">The conventional form still appears in the notes, as a named result.</w:t>
       </w:r>
     </w:p>
-    <w:bookmarkEnd w:id="30"/>
-    <w:bookmarkStart w:id="31" w:name="reuse-one-written-version-of-each-result"/>
+    <w:bookmarkEnd w:id="33"/>
+    <w:bookmarkStart w:id="34" w:name="reuse-one-written-version-of-each-result"/>
     <w:p>
       <w:pPr>
         <w:pStyle w:val="Heading2"/>
@@ -2675,8 +2994,8 @@
         <w:t xml:space="preserve">instead of keeping a second wording that can drift.</w:t>
       </w:r>
     </w:p>
-    <w:bookmarkEnd w:id="31"/>
-    <w:bookmarkStart w:id="33" w:name="use-real-data-and-compute-every-number"/>
+    <w:bookmarkEnd w:id="34"/>
+    <w:bookmarkStart w:id="36" w:name="use-real-data-and-compute-every-number"/>
     <w:p>
       <w:pPr>
         <w:pStyle w:val="Heading2"/>
@@ -2805,7 +3124,7 @@
         <w:t xml:space="preserve">A number typed into prose goes stale when the data or the code changes.</w:t>
       </w:r>
     </w:p>
-    <w:bookmarkStart w:id="32" w:name="exm-show-data-first"/>
+    <w:bookmarkStart w:id="35" w:name="exm-show-data-first"/>
     <w:p>
       <w:pPr>
         <w:pStyle w:val="FirstParagraph"/>
@@ -2878,9 +3197,9 @@
         <w:t xml:space="preserve">The ✅ version lets every later slide refer to something the reader has already seen.</w:t>
       </w:r>
     </w:p>
-    <w:bookmarkEnd w:id="32"/>
-    <w:bookmarkEnd w:id="33"/>
-    <w:bookmarkStart w:id="34" w:name="Xa214254a94aa6db868b5b9577007bf4e27699b1"/>
+    <w:bookmarkEnd w:id="35"/>
+    <w:bookmarkEnd w:id="36"/>
+    <w:bookmarkStart w:id="37" w:name="Xa214254a94aa6db868b5b9577007bf4e27699b1"/>
     <w:p>
       <w:pPr>
         <w:pStyle w:val="Heading2"/>
@@ -3019,8 +3338,8 @@
         <w:t xml:space="preserve">A short list that no other page reads can stay as prose.</w:t>
       </w:r>
     </w:p>
-    <w:bookmarkEnd w:id="34"/>
-    <w:bookmarkStart w:id="39" w:name="show-each-idea-applied-and-in-a-figure"/>
+    <w:bookmarkEnd w:id="37"/>
+    <w:bookmarkStart w:id="42" w:name="show-each-idea-applied-and-in-a-figure"/>
     <w:p>
       <w:pPr>
         <w:pStyle w:val="Heading2"/>
@@ -3163,7 +3482,7 @@
       <w:r>
         <w:t xml:space="preserve"> </w:t>
       </w:r>
-      <w:hyperlink r:id="rId35">
+      <w:hyperlink r:id="rId38">
         <w:r>
           <w:rPr>
             <w:rStyle w:val="Hyperlink"/>
@@ -3344,7 +3663,7 @@
       <w:r>
         <w:t xml:space="preserve">(</w:t>
       </w:r>
-      <w:hyperlink r:id="rId36">
+      <w:hyperlink r:id="rId39">
         <w:r>
           <w:rPr>
             <w:rStyle w:val="Hyperlink"/>
@@ -3601,7 +3920,7 @@
       <w:r>
         <w:t xml:space="preserve">(</w:t>
       </w:r>
-      <w:hyperlink r:id="rId37">
+      <w:hyperlink r:id="rId40">
         <w:r>
           <w:rPr>
             <w:rStyle w:val="Hyperlink"/>
@@ -3699,7 +4018,7 @@
       <w:r>
         <w:t xml:space="preserve"> </w:t>
       </w:r>
-      <w:hyperlink r:id="rId38">
+      <w:hyperlink r:id="rId41">
         <w:r>
           <w:rPr>
             <w:rStyle w:val="Hyperlink"/>
@@ -3726,8 +4045,8 @@
         <w:t xml:space="preserve">Make each figure follow the accessibility rules below.</w:t>
       </w:r>
     </w:p>
-    <w:bookmarkEnd w:id="39"/>
-    <w:bookmarkStart w:id="41" w:name="X7f95f8ec3b796fc99108c37bb45d62741b824c4"/>
+    <w:bookmarkEnd w:id="42"/>
+    <w:bookmarkStart w:id="44" w:name="X7f95f8ec3b796fc99108c37bb45d62741b824c4"/>
     <w:p>
       <w:pPr>
         <w:pStyle w:val="Heading2"/>
@@ -3920,7 +4239,7 @@
       <w:r>
         <w:t xml:space="preserve"> </w:t>
       </w:r>
-      <w:hyperlink r:id="rId25">
+      <w:hyperlink r:id="rId28">
         <w:r>
           <w:rPr>
             <w:rStyle w:val="Hyperlink"/>
@@ -3965,7 +4284,7 @@
         <w:t xml:space="preserve">Give the practice exercise its own slug and follow the numbering and slide-break rules above.</w:t>
       </w:r>
     </w:p>
-    <w:bookmarkStart w:id="40" w:name="exm-practice-after-example"/>
+    <w:bookmarkStart w:id="43" w:name="exm-practice-after-example"/>
     <w:p>
       <w:pPr>
         <w:pStyle w:val="FirstParagraph"/>
@@ -4121,9 +4440,9 @@
         <w:t xml:space="preserve">).</w:t>
       </w:r>
     </w:p>
-    <w:bookmarkEnd w:id="40"/>
-    <w:bookmarkEnd w:id="41"/>
-    <w:bookmarkStart w:id="45" w:name="Xf27331f4c36c8d578e5fa29a37312484cc3343a"/>
+    <w:bookmarkEnd w:id="43"/>
+    <w:bookmarkEnd w:id="44"/>
+    <w:bookmarkStart w:id="48" w:name="Xf27331f4c36c8d578e5fa29a37312484cc3343a"/>
     <w:p>
       <w:pPr>
         <w:pStyle w:val="Heading2"/>
@@ -4241,7 +4560,7 @@
       <w:r>
         <w:t xml:space="preserve"> </w:t>
       </w:r>
-      <w:hyperlink r:id="rId42">
+      <w:hyperlink r:id="rId45">
         <w:r>
           <w:rPr>
             <w:rStyle w:val="Hyperlink"/>
@@ -4267,7 +4586,7 @@
       <w:r>
         <w:t xml:space="preserve"> </w:t>
       </w:r>
-      <w:hyperlink r:id="rId43">
+      <w:hyperlink r:id="rId46">
         <w:r>
           <w:rPr>
             <w:rStyle w:val="Hyperlink"/>
@@ -4335,7 +4654,7 @@
       <w:r>
         <w:t xml:space="preserve"> </w:t>
       </w:r>
-      <w:hyperlink r:id="rId44">
+      <w:hyperlink r:id="rId47">
         <w:r>
           <w:rPr>
             <w:rStyle w:val="Hyperlink"/>
@@ -4506,8 +4825,8 @@
         <w:t xml:space="preserve">so setup steps must work on a shared or hosted machine.</w:t>
       </w:r>
     </w:p>
-    <w:bookmarkEnd w:id="45"/>
-    <w:bookmarkStart w:id="46" w:name="Xf53ecb3398b87b82ffd1a126dd02e87a65bb694"/>
+    <w:bookmarkEnd w:id="48"/>
+    <w:bookmarkStart w:id="49" w:name="Xf53ecb3398b87b82ffd1a126dd02e87a65bb694"/>
     <w:p>
       <w:pPr>
         <w:pStyle w:val="Heading2"/>
@@ -4775,8 +5094,8 @@
         <w:t xml:space="preserve">End each such call with a semicolon, or assign its value.</w:t>
       </w:r>
     </w:p>
-    <w:bookmarkEnd w:id="46"/>
-    <w:bookmarkStart w:id="55" w:name="present-r-results-with-modern-packages"/>
+    <w:bookmarkEnd w:id="49"/>
+    <w:bookmarkStart w:id="58" w:name="present-r-results-with-modern-packages"/>
     <w:p>
       <w:pPr>
         <w:pStyle w:val="Heading2"/>
@@ -4861,7 +5180,7 @@
       <w:r>
         <w:t xml:space="preserve"> </w:t>
       </w:r>
-      <w:hyperlink r:id="rId47">
+      <w:hyperlink r:id="rId50">
         <w:r>
           <w:rPr>
             <w:rStyle w:val="Hyperlink"/>
@@ -4893,7 +5212,7 @@
       <w:r>
         <w:t xml:space="preserve"> </w:t>
       </w:r>
-      <w:hyperlink r:id="rId48">
+      <w:hyperlink r:id="rId51">
         <w:r>
           <w:rPr>
             <w:rStyle w:val="Hyperlink"/>
@@ -4967,7 +5286,7 @@
       <w:r>
         <w:t xml:space="preserve"> </w:t>
       </w:r>
-      <w:hyperlink r:id="rId49">
+      <w:hyperlink r:id="rId52">
         <w:r>
           <w:rPr>
             <w:rStyle w:val="Hyperlink"/>
@@ -5038,7 +5357,7 @@
       <w:r>
         <w:t xml:space="preserve"> </w:t>
       </w:r>
-      <w:hyperlink r:id="rId50">
+      <w:hyperlink r:id="rId53">
         <w:r>
           <w:rPr>
             <w:rStyle w:val="Hyperlink"/>
@@ -5055,7 +5374,7 @@
       <w:r>
         <w:t xml:space="preserve"> </w:t>
       </w:r>
-      <w:hyperlink r:id="rId51">
+      <w:hyperlink r:id="rId54">
         <w:r>
           <w:rPr>
             <w:rStyle w:val="Hyperlink"/>
@@ -5078,7 +5397,7 @@
       <w:r>
         <w:t xml:space="preserve"> </w:t>
       </w:r>
-      <w:hyperlink r:id="rId52">
+      <w:hyperlink r:id="rId55">
         <w:r>
           <w:rPr>
             <w:rStyle w:val="Hyperlink"/>
@@ -5134,7 +5453,7 @@
       <w:r>
         <w:t xml:space="preserve"> </w:t>
       </w:r>
-      <w:hyperlink r:id="rId53">
+      <w:hyperlink r:id="rId56">
         <w:r>
           <w:rPr>
             <w:rStyle w:val="Hyperlink"/>
@@ -5172,7 +5491,7 @@
       <w:r>
         <w:t xml:space="preserve"> </w:t>
       </w:r>
-      <w:hyperlink r:id="rId54">
+      <w:hyperlink r:id="rId57">
         <w:r>
           <w:rPr>
             <w:rStyle w:val="Hyperlink"/>
@@ -5187,8 +5506,8 @@
         <w:t xml:space="preserve">notes show the style.</w:t>
       </w:r>
     </w:p>
-    <w:bookmarkEnd w:id="55"/>
-    <w:bookmarkStart w:id="59" w:name="manipulate-data-with-dplyr-not-base-r"/>
+    <w:bookmarkEnd w:id="58"/>
+    <w:bookmarkStart w:id="62" w:name="manipulate-data-with-dplyr-not-base-r"/>
     <w:p>
       <w:pPr>
         <w:pStyle w:val="Heading2"/>
@@ -5225,7 +5544,7 @@
       <w:r>
         <w:t xml:space="preserve"> </w:t>
       </w:r>
-      <w:hyperlink r:id="rId56">
+      <w:hyperlink r:id="rId59">
         <w:r>
           <w:rPr>
             <w:rStyle w:val="Hyperlink"/>
@@ -5383,7 +5702,7 @@
       <w:r>
         <w:t xml:space="preserve"> </w:t>
       </w:r>
-      <w:hyperlink r:id="rId57">
+      <w:hyperlink r:id="rId60">
         <w:r>
           <w:rPr>
             <w:rStyle w:val="Hyperlink"/>
@@ -5475,7 +5794,7 @@
       <w:r>
         <w:t xml:space="preserve"> </w:t>
       </w:r>
-      <w:hyperlink r:id="rId58">
+      <w:hyperlink r:id="rId61">
         <w:r>
           <w:rPr>
             <w:rStyle w:val="Hyperlink"/>
@@ -5667,8 +5986,8 @@
         <w:t xml:space="preserve">The rule is about selecting, filtering and building data frames.</w:t>
       </w:r>
     </w:p>
-    <w:bookmarkEnd w:id="59"/>
-    <w:bookmarkStart w:id="61" w:name="X2bc6121e3a2f39a37d8a6591d77df16bd22bd0b"/>
+    <w:bookmarkEnd w:id="62"/>
+    <w:bookmarkStart w:id="64" w:name="X2bc6121e3a2f39a37d8a6591d77df16bd22bd0b"/>
     <w:p>
       <w:pPr>
         <w:pStyle w:val="Heading2"/>
@@ -5761,7 +6080,7 @@
       <w:r>
         <w:t xml:space="preserve"> </w:t>
       </w:r>
-      <w:hyperlink r:id="rId60">
+      <w:hyperlink r:id="rId63">
         <w:r>
           <w:rPr>
             <w:rStyle w:val="Hyperlink"/>
@@ -5938,8 +6257,8 @@
         <w:t xml:space="preserve">directory it creates.</w:t>
       </w:r>
     </w:p>
-    <w:bookmarkEnd w:id="61"/>
-    <w:bookmarkStart w:id="62" w:name="X7c0de8eaf50a5b2644eabf66f1f9b734b8a4a71"/>
+    <w:bookmarkEnd w:id="64"/>
+    <w:bookmarkStart w:id="65" w:name="X7c0de8eaf50a5b2644eabf66f1f9b734b8a4a71"/>
     <w:p>
       <w:pPr>
         <w:pStyle w:val="Heading2"/>
@@ -6114,8 +6433,8 @@
         <w:t xml:space="preserve">such as a transformation, a modeling choice, a tuning value or a random seed.</w:t>
       </w:r>
     </w:p>
-    <w:bookmarkEnd w:id="62"/>
-    <w:bookmarkStart w:id="63" w:name="X94063c6448bea82c8f1e8d367c642bbe2eda89b"/>
+    <w:bookmarkEnd w:id="65"/>
+    <w:bookmarkStart w:id="66" w:name="X94063c6448bea82c8f1e8d367c642bbe2eda89b"/>
     <w:p>
       <w:pPr>
         <w:pStyle w:val="Heading2"/>
@@ -6355,8 +6674,8 @@
         <w:t xml:space="preserve">.</w:t>
       </w:r>
     </w:p>
-    <w:bookmarkEnd w:id="63"/>
-    <w:bookmarkStart w:id="64" w:name="Xffa5a3357c8672d830c88e1e58a0ef107550647"/>
+    <w:bookmarkEnd w:id="66"/>
+    <w:bookmarkStart w:id="67" w:name="Xffa5a3357c8672d830c88e1e58a0ef107550647"/>
     <w:p>
       <w:pPr>
         <w:pStyle w:val="Heading2"/>
@@ -6481,8 +6800,8 @@
         <w:t xml:space="preserve">A chapter introduces those where it defines them.</w:t>
       </w:r>
     </w:p>
-    <w:bookmarkEnd w:id="64"/>
-    <w:bookmarkStart w:id="65" w:name="make-figures-accessible"/>
+    <w:bookmarkEnd w:id="67"/>
+    <w:bookmarkStart w:id="68" w:name="make-figures-accessible"/>
     <w:p>
       <w:pPr>
         <w:pStyle w:val="Heading2"/>
@@ -6617,8 +6936,8 @@
         <w:t xml:space="preserve">(observed when rendering lecture notes to PDF).</w:t>
       </w:r>
     </w:p>
-    <w:bookmarkEnd w:id="65"/>
-    <w:bookmarkStart w:id="67" w:name="structure-slides-for-the-reader"/>
+    <w:bookmarkEnd w:id="68"/>
+    <w:bookmarkStart w:id="70" w:name="structure-slides-for-the-reader"/>
     <w:p>
       <w:pPr>
         <w:pStyle w:val="Heading2"/>
@@ -6677,7 +6996,7 @@
       <w:r>
         <w:t xml:space="preserve"> </w:t>
       </w:r>
-      <w:hyperlink r:id="rId66">
+      <w:hyperlink r:id="rId69">
         <w:r>
           <w:rPr>
             <w:rStyle w:val="Hyperlink"/>
@@ -6917,8 +7236,8 @@
         <w:t xml:space="preserve">Put a slide break after the heading and move the text onto content slides.</w:t>
       </w:r>
     </w:p>
-    <w:bookmarkEnd w:id="67"/>
-    <w:bookmarkStart w:id="69" w:name="X5f21f12cbfc4e3df5e838110af4e52db506fec1"/>
+    <w:bookmarkEnd w:id="70"/>
+    <w:bookmarkStart w:id="72" w:name="X5f21f12cbfc4e3df5e838110af4e52db506fec1"/>
     <w:p>
       <w:pPr>
         <w:pStyle w:val="Heading2"/>
@@ -7061,7 +7380,7 @@
         <w:t xml:space="preserve">The same rule applies to every other reference table, such as a table of notation.</w:t>
       </w:r>
     </w:p>
-    <w:bookmarkStart w:id="68" w:name="exm-note-sheet-rows"/>
+    <w:bookmarkStart w:id="71" w:name="exm-note-sheet-rows"/>
     <w:p>
       <w:pPr>
         <w:pStyle w:val="BodyText"/>
@@ -7152,9 +7471,9 @@
         <w:t xml:space="preserve">The ✅ rows let the reader find one formula by one label.</w:t>
       </w:r>
     </w:p>
-    <w:bookmarkEnd w:id="68"/>
-    <w:bookmarkEnd w:id="69"/>
-    <w:bookmarkStart w:id="70" w:name="talk-about-the-ideas-not-the-notes"/>
+    <w:bookmarkEnd w:id="71"/>
+    <w:bookmarkEnd w:id="72"/>
+    <w:bookmarkStart w:id="73" w:name="talk-about-the-ideas-not-the-notes"/>
     <w:p>
       <w:pPr>
         <w:pStyle w:val="Heading2"/>
@@ -7343,8 +7662,8 @@
         <w:t xml:space="preserve">and it goes stale when the definition moves.</w:t>
       </w:r>
     </w:p>
-    <w:bookmarkEnd w:id="70"/>
-    <w:bookmarkStart w:id="72" w:name="write-grading-rubrics-as-checklists"/>
+    <w:bookmarkEnd w:id="73"/>
+    <w:bookmarkStart w:id="75" w:name="write-grading-rubrics-as-checklists"/>
     <w:p>
       <w:pPr>
         <w:pStyle w:val="Heading2"/>
@@ -7520,7 +7839,7 @@
         <w:t xml:space="preserve">such as a single holistic judgment of a proof’s rigor.</w:t>
       </w:r>
     </w:p>
-    <w:bookmarkStart w:id="71" w:name="exm-rubric-checklist"/>
+    <w:bookmarkStart w:id="74" w:name="exm-rubric-checklist"/>
     <w:p>
       <w:pPr>
         <w:pStyle w:val="FirstParagraph"/>
@@ -7773,9 +8092,9 @@
         <w:t xml:space="preserve">and lets a script check that the points sum to the total.</w:t>
       </w:r>
     </w:p>
-    <w:bookmarkEnd w:id="71"/>
-    <w:bookmarkEnd w:id="72"/>
-    <w:bookmarkStart w:id="76" w:name="Xcb579568ef754486ebde8b41ba4528bdf380eec"/>
+    <w:bookmarkEnd w:id="74"/>
+    <w:bookmarkEnd w:id="75"/>
+    <w:bookmarkStart w:id="79" w:name="Xcb579568ef754486ebde8b41ba4528bdf380eec"/>
     <w:p>
       <w:pPr>
         <w:pStyle w:val="Heading2"/>
@@ -7834,7 +8153,7 @@
       <w:r>
         <w:t xml:space="preserve"> </w:t>
       </w:r>
-      <w:hyperlink r:id="rId73">
+      <w:hyperlink r:id="rId76">
         <w:r>
           <w:rPr>
             <w:rStyle w:val="Hyperlink"/>
@@ -7890,7 +8209,7 @@
       <w:r>
         <w:t xml:space="preserve"> </w:t>
       </w:r>
-      <w:hyperlink r:id="rId74">
+      <w:hyperlink r:id="rId77">
         <w:r>
           <w:rPr>
             <w:rStyle w:val="Hyperlink"/>
@@ -7919,7 +8238,7 @@
       <w:r>
         <w:t xml:space="preserve"> </w:t>
       </w:r>
-      <w:hyperlink r:id="rId75">
+      <w:hyperlink r:id="rId78">
         <w:r>
           <w:rPr>
             <w:rStyle w:val="Hyperlink"/>
@@ -7952,8 +8271,8 @@
         <w:t xml:space="preserve">because a bare citation key renders as the author list.</w:t>
       </w:r>
     </w:p>
-    <w:bookmarkEnd w:id="76"/>
-    <w:bookmarkStart w:id="85" w:name="rules-that-apply-to-all-writing"/>
+    <w:bookmarkEnd w:id="79"/>
+    <w:bookmarkStart w:id="88" w:name="rules-that-apply-to-all-writing"/>
     <w:p>
       <w:pPr>
         <w:pStyle w:val="Heading2"/>
@@ -7978,7 +8297,7 @@
           <w:numId w:val="1024"/>
         </w:numPr>
       </w:pPr>
-      <w:hyperlink r:id="rId77">
+      <w:hyperlink r:id="rId80">
         <w:r>
           <w:rPr>
             <w:rStyle w:val="Hyperlink"/>
@@ -7998,7 +8317,7 @@
           <w:numId w:val="1024"/>
         </w:numPr>
       </w:pPr>
-      <w:hyperlink r:id="rId78">
+      <w:hyperlink r:id="rId81">
         <w:r>
           <w:rPr>
             <w:rStyle w:val="Hyperlink"/>
@@ -8021,7 +8340,7 @@
           <w:numId w:val="1024"/>
         </w:numPr>
       </w:pPr>
-      <w:hyperlink r:id="rId79">
+      <w:hyperlink r:id="rId82">
         <w:r>
           <w:rPr>
             <w:rStyle w:val="Hyperlink"/>
@@ -8041,7 +8360,7 @@
           <w:numId w:val="1024"/>
         </w:numPr>
       </w:pPr>
-      <w:hyperlink r:id="rId80">
+      <w:hyperlink r:id="rId83">
         <w:r>
           <w:rPr>
             <w:rStyle w:val="Hyperlink"/>
@@ -8064,7 +8383,7 @@
           <w:numId w:val="1024"/>
         </w:numPr>
       </w:pPr>
-      <w:hyperlink r:id="rId81">
+      <w:hyperlink r:id="rId84">
         <w:r>
           <w:rPr>
             <w:rStyle w:val="Hyperlink"/>
@@ -8076,8 +8395,8 @@
         <w:t xml:space="preserve">.</w:t>
       </w:r>
     </w:p>
-    <w:bookmarkStart w:id="84" w:name="refs"/>
-    <w:bookmarkStart w:id="83" w:name="ref-freeman2014active"/>
+    <w:bookmarkStart w:id="87" w:name="refs"/>
+    <w:bookmarkStart w:id="86" w:name="ref-freeman2014active"/>
     <w:p>
       <w:pPr>
         <w:pStyle w:val="Bibliography"/>
@@ -8110,7 +8429,7 @@
       <w:r>
         <w:t xml:space="preserve"> </w:t>
       </w:r>
-      <w:hyperlink r:id="rId82">
+      <w:hyperlink r:id="rId85">
         <w:r>
           <w:rPr>
             <w:rStyle w:val="Hyperlink"/>
@@ -8122,9 +8441,9 @@
         <w:t xml:space="preserve">.</w:t>
       </w:r>
     </w:p>
-    <w:bookmarkEnd w:id="83"/>
-    <w:bookmarkEnd w:id="84"/>
-    <w:bookmarkEnd w:id="85"/>
+    <w:bookmarkEnd w:id="86"/>
+    <w:bookmarkEnd w:id="87"/>
+    <w:bookmarkEnd w:id="88"/>
     <w:sectPr>
       <w:footnotePr>
         <w:numRestart w:val="eachSect"/>
